--- a/Word files/High Performance.docx
+++ b/Word files/High Performance.docx
@@ -4,23 +4,25 @@
   <w:body>
     <w:p>
       <w:pPr>
-        <w:jc w:val="center"/>
-        <w:rPr>
-          <w:rFonts w:ascii="Arial" w:hAnsi="Arial" w:cs="Arial"/>
-          <w:b/>
-          <w:bCs/>
-          <w:sz w:val="28"/>
-          <w:szCs w:val="28"/>
-        </w:rPr>
-      </w:pPr>
-      <w:r>
-        <w:rPr>
-          <w:b/>
-          <w:bCs/>
-          <w:sz w:val="28"/>
-          <w:szCs w:val="28"/>
-        </w:rPr>
-        <w:t>FT For High Performance Grid</w:t>
+        <w:pStyle w:val="Heading1"/>
+      </w:pPr>
+      <w:r>
+        <w:t>High Performance React Data Grid for Large Datasets</w:t>
+      </w:r>
+    </w:p>
+    <w:p>
+      <w:r>
+        <w:t>Built to handle massive datasets with row and column virtualization, paging, infinite scrolling, and lazy-load grouping, lightning-fast rendering for enterprise-scale React applications.</w:t>
+      </w:r>
+    </w:p>
+    <w:p>
+      <w:r>
+        <w:t xml:space="preserve">View Demo – </w:t>
+      </w:r>
+    </w:p>
+    <w:p>
+      <w:r>
+        <w:t>Explore Documentation –</w:t>
       </w:r>
     </w:p>
     <w:p/>
@@ -29,195 +31,45 @@
         <w:pStyle w:val="Heading1"/>
       </w:pPr>
       <w:r>
-        <w:t>Hero with CTA Section</w:t>
-      </w:r>
-    </w:p>
-    <w:p>
-      <w:r>
+        <w:t xml:space="preserve">Why </w:t>
+      </w:r>
+      <w:r>
+        <w:t>does high-performance</w:t>
+      </w:r>
+      <w:r>
+        <w:t xml:space="preserve"> matter?</w:t>
+      </w:r>
+    </w:p>
+    <w:p/>
+    <w:p>
+      <w:pPr>
         <w:rPr>
           <w:b/>
           <w:bCs/>
         </w:rPr>
-        <w:t>Hero</w:t>
-      </w:r>
+      </w:pPr>
       <w:r>
         <w:rPr>
           <w:b/>
           <w:bCs/>
         </w:rPr>
-        <w:t xml:space="preserve"> </w:t>
-      </w:r>
-      <w:r>
-        <w:rPr>
-          <w:b/>
-          <w:bCs/>
-        </w:rPr>
-        <w:t>T</w:t>
-      </w:r>
-      <w:r>
-        <w:rPr>
-          <w:b/>
-          <w:bCs/>
-        </w:rPr>
-        <w:t>itle</w:t>
-      </w:r>
-      <w:r>
-        <w:t xml:space="preserve"> – </w:t>
-      </w:r>
-      <w:r>
-        <w:t>High Performance React Data Grid for Large Datasets</w:t>
-      </w:r>
-    </w:p>
-    <w:p>
-      <w:r>
-        <w:rPr>
-          <w:b/>
-          <w:bCs/>
-        </w:rPr>
-        <w:t xml:space="preserve">Hero </w:t>
-      </w:r>
-      <w:r>
-        <w:rPr>
-          <w:b/>
-          <w:bCs/>
-        </w:rPr>
-        <w:t>Subtitle</w:t>
-      </w:r>
-      <w:r>
-        <w:t xml:space="preserve"> – </w:t>
-      </w:r>
-      <w:r>
-        <w:t>Built to handle massive datasets with row and column virtualization, paging, infinite scrolling, and lazy-load grouping, lightning-fast rendering for enterprise-scale React applications.</w:t>
-      </w:r>
-    </w:p>
-    <w:p/>
-    <w:p>
-      <w:r>
-        <w:t xml:space="preserve">View Demo – </w:t>
-      </w:r>
-    </w:p>
-    <w:p>
-      <w:r>
-        <w:t>Explore Documentation –</w:t>
-      </w:r>
-    </w:p>
-    <w:p/>
-    <w:p>
-      <w:pPr>
-        <w:pStyle w:val="Heading1"/>
-      </w:pPr>
-      <w:r>
-        <w:t xml:space="preserve">Why </w:t>
-      </w:r>
-      <w:proofErr w:type="gramStart"/>
-      <w:r>
-        <w:t>high performance</w:t>
-      </w:r>
-      <w:proofErr w:type="gramEnd"/>
-      <w:r>
-        <w:t xml:space="preserve"> </w:t>
-      </w:r>
-      <w:proofErr w:type="gramStart"/>
-      <w:r>
-        <w:t>matters</w:t>
-      </w:r>
-      <w:proofErr w:type="gramEnd"/>
-      <w:r>
-        <w:t>?</w:t>
-      </w:r>
-    </w:p>
-    <w:p/>
-    <w:p>
-      <w:r>
-        <w:rPr>
-          <w:b/>
-          <w:bCs/>
-        </w:rPr>
-        <w:t>Top Title</w:t>
-      </w:r>
-      <w:r>
-        <w:rPr>
-          <w:b/>
-          <w:bCs/>
-        </w:rPr>
-        <w:t xml:space="preserve"> –</w:t>
-      </w:r>
-      <w:r>
-        <w:t xml:space="preserve"> </w:t>
-      </w:r>
-      <w:r>
         <w:t>Scale React Data Grid Performance for Large Datasets</w:t>
       </w:r>
     </w:p>
     <w:p>
       <w:r>
-        <w:rPr>
-          <w:b/>
-          <w:bCs/>
-        </w:rPr>
-        <w:t>Top Description</w:t>
-      </w:r>
-      <w:r>
-        <w:rPr>
-          <w:b/>
-          <w:bCs/>
-        </w:rPr>
-        <w:t xml:space="preserve"> –</w:t>
-      </w:r>
-      <w:r>
-        <w:t xml:space="preserve"> </w:t>
-      </w:r>
-      <w:r>
         <w:t>As data volumes grow, users expect fast, responsive experiences regardless of dataset size. Performance bottlenecks can slow navigation, reduce productivity, and limit the effectiveness of data-intensive applications.</w:t>
       </w:r>
     </w:p>
     <w:p>
-      <w:r>
-        <w:rPr>
-          <w:b/>
-          <w:bCs/>
-        </w:rPr>
-        <w:t>Content Title –</w:t>
-      </w:r>
-      <w:r>
-        <w:t xml:space="preserve"> </w:t>
-      </w:r>
+      <w:pPr>
+        <w:pStyle w:val="Heading2"/>
+      </w:pPr>
       <w:r>
         <w:t>Maintain Responsiveness as Data Scales</w:t>
       </w:r>
     </w:p>
     <w:p>
-      <w:r>
-        <w:rPr>
-          <w:b/>
-          <w:bCs/>
-        </w:rPr>
-        <w:t>Content</w:t>
-      </w:r>
-      <w:r>
-        <w:rPr>
-          <w:b/>
-          <w:bCs/>
-        </w:rPr>
-        <w:t xml:space="preserve"> </w:t>
-      </w:r>
-      <w:r>
-        <w:rPr>
-          <w:b/>
-          <w:bCs/>
-        </w:rPr>
-        <w:t xml:space="preserve">Description </w:t>
-      </w:r>
-      <w:r>
-        <w:rPr>
-          <w:b/>
-          <w:bCs/>
-        </w:rPr>
-        <w:t>–</w:t>
-      </w:r>
-      <w:r>
-        <w:t xml:space="preserve"> </w:t>
-      </w:r>
       <w:r>
         <w:t>Large datasets can create challenges when users need to browse, analyze, and interact with data quickly. Syncfusion React Data Grid combines virtualization, paging, infinite scrolling, and lazy-load grouping to efficiently handle high data volumes while maintaining a responsive user experience. This helps organizations improve productivity, support growing business demands, and deliver consistent performance across enterprise applications.</w:t>
       </w:r>
@@ -274,7 +126,6 @@
         </w:numPr>
       </w:pPr>
       <w:r>
-        <w:lastRenderedPageBreak/>
         <w:t xml:space="preserve">Scalable applications </w:t>
       </w:r>
     </w:p>
@@ -300,6 +151,1358 @@
         <w:t>Better user experience</w:t>
       </w:r>
     </w:p>
+    <w:p/>
+    <w:p>
+      <w:pPr>
+        <w:pStyle w:val="Heading1"/>
+      </w:pPr>
+      <w:r>
+        <w:lastRenderedPageBreak/>
+        <w:t>Choose the Right Performance Strategy</w:t>
+      </w:r>
+    </w:p>
+    <w:p>
+      <w:r>
+        <w:t>Select the rendering approach that best matches your data size and user interaction patterns.</w:t>
+      </w:r>
+    </w:p>
+    <w:p>
+      <w:pPr>
+        <w:rPr>
+          <w:b/>
+          <w:bCs/>
+        </w:rPr>
+      </w:pPr>
+    </w:p>
+    <w:p>
+      <w:pPr>
+        <w:rPr>
+          <w:b/>
+          <w:bCs/>
+        </w:rPr>
+      </w:pPr>
+      <w:r>
+        <w:rPr>
+          <w:b/>
+          <w:bCs/>
+        </w:rPr>
+        <w:t>Virtual Scrolling</w:t>
+      </w:r>
+    </w:p>
+    <w:p>
+      <w:r>
+        <w:t>Delivers seamless scrolling through massive datasets by loading only viewport content.</w:t>
+      </w:r>
+    </w:p>
+    <w:p>
+      <w:r>
+        <w:t>Large datasets requiring smooth, continuous navigation</w:t>
+      </w:r>
+    </w:p>
+    <w:p>
+      <w:r>
+        <w:t>Working with thousands or millions of records</w:t>
+      </w:r>
+    </w:p>
+    <w:p>
+      <w:pPr>
+        <w:rPr>
+          <w:b/>
+          <w:bCs/>
+        </w:rPr>
+      </w:pPr>
+    </w:p>
+    <w:p>
+      <w:pPr>
+        <w:rPr>
+          <w:b/>
+          <w:bCs/>
+        </w:rPr>
+      </w:pPr>
+      <w:r>
+        <w:rPr>
+          <w:b/>
+          <w:bCs/>
+        </w:rPr>
+        <w:t>Paging</w:t>
+      </w:r>
+    </w:p>
+    <w:p>
+      <w:pPr>
+        <w:rPr>
+          <w:b/>
+          <w:bCs/>
+        </w:rPr>
+      </w:pPr>
+      <w:r>
+        <w:t>Breaks data into manageable pages with intuitive navigation controls.</w:t>
+      </w:r>
+    </w:p>
+    <w:p>
+      <w:r>
+        <w:t>Traditional data browsing with clear page boundaries</w:t>
+      </w:r>
+    </w:p>
+    <w:p>
+      <w:r>
+        <w:t>Users need to track position and revisit specific pages</w:t>
+      </w:r>
+    </w:p>
+    <w:p>
+      <w:pPr>
+        <w:rPr>
+          <w:b/>
+          <w:bCs/>
+        </w:rPr>
+      </w:pPr>
+    </w:p>
+    <w:p>
+      <w:pPr>
+        <w:rPr>
+          <w:b/>
+          <w:bCs/>
+        </w:rPr>
+      </w:pPr>
+      <w:r>
+        <w:rPr>
+          <w:b/>
+          <w:bCs/>
+        </w:rPr>
+        <w:t>Infinite Scrolling</w:t>
+      </w:r>
+    </w:p>
+    <w:p>
+      <w:r>
+        <w:t>Progressively loads data as users scroll, creating an endless browsing experience.</w:t>
+      </w:r>
+    </w:p>
+    <w:p>
+      <w:r>
+        <w:t>Social feeds, activity logs, and continuous exploration</w:t>
+      </w:r>
+    </w:p>
+    <w:p>
+      <w:pPr>
+        <w:rPr>
+          <w:b/>
+          <w:bCs/>
+        </w:rPr>
+      </w:pPr>
+      <w:r>
+        <w:t>Building mobile-first or discovery-focused interfaces</w:t>
+      </w:r>
+    </w:p>
+    <w:p/>
+    <w:p>
+      <w:pPr>
+        <w:pStyle w:val="Heading1"/>
+      </w:pPr>
+      <w:r>
+        <w:t>Explore Performance Demos and Docs</w:t>
+      </w:r>
+    </w:p>
+    <w:p>
+      <w:r>
+        <w:t>Find</w:t>
+      </w:r>
+      <w:r>
+        <w:t xml:space="preserve"> everything you need to implement performance optimization in your React grid applications.</w:t>
+      </w:r>
+    </w:p>
+    <w:p/>
+    <w:p/>
+    <w:p/>
+    <w:tbl>
+      <w:tblPr>
+        <w:tblW w:w="0" w:type="auto"/>
+        <w:tblCellSpacing w:w="15" w:type="dxa"/>
+        <w:tblCellMar>
+          <w:top w:w="15" w:type="dxa"/>
+          <w:left w:w="15" w:type="dxa"/>
+          <w:bottom w:w="15" w:type="dxa"/>
+          <w:right w:w="15" w:type="dxa"/>
+        </w:tblCellMar>
+        <w:tblLook w:val="04A0" w:firstRow="1" w:lastRow="0" w:firstColumn="1" w:lastColumn="0" w:noHBand="0" w:noVBand="1"/>
+      </w:tblPr>
+      <w:tblGrid>
+        <w:gridCol w:w="2435"/>
+        <w:gridCol w:w="4954"/>
+        <w:gridCol w:w="1955"/>
+      </w:tblGrid>
+      <w:tr>
+        <w:trPr>
+          <w:tblCellSpacing w:w="15" w:type="dxa"/>
+        </w:trPr>
+        <w:tc>
+          <w:tcPr>
+            <w:tcW w:w="0" w:type="auto"/>
+            <w:tcBorders>
+              <w:top w:val="single" w:sz="6" w:space="0" w:color="E6E6E6"/>
+              <w:left w:val="single" w:sz="6" w:space="0" w:color="E6E6E6"/>
+              <w:bottom w:val="single" w:sz="6" w:space="0" w:color="E6E6E6"/>
+              <w:right w:val="single" w:sz="6" w:space="0" w:color="E6E6E6"/>
+            </w:tcBorders>
+            <w:shd w:val="clear" w:color="auto" w:fill="F5F5F5"/>
+            <w:vAlign w:val="center"/>
+            <w:hideMark/>
+          </w:tcPr>
+          <w:p>
+            <w:pPr>
+              <w:rPr>
+                <w:b/>
+                <w:bCs/>
+              </w:rPr>
+            </w:pPr>
+            <w:r>
+              <w:rPr>
+                <w:b/>
+                <w:bCs/>
+              </w:rPr>
+              <w:lastRenderedPageBreak/>
+              <w:t>Title</w:t>
+            </w:r>
+          </w:p>
+        </w:tc>
+        <w:tc>
+          <w:tcPr>
+            <w:tcW w:w="0" w:type="auto"/>
+            <w:tcBorders>
+              <w:top w:val="single" w:sz="6" w:space="0" w:color="E6E6E6"/>
+              <w:left w:val="single" w:sz="6" w:space="0" w:color="E6E6E6"/>
+              <w:bottom w:val="single" w:sz="6" w:space="0" w:color="E6E6E6"/>
+              <w:right w:val="single" w:sz="6" w:space="0" w:color="E6E6E6"/>
+            </w:tcBorders>
+            <w:shd w:val="clear" w:color="auto" w:fill="F5F5F5"/>
+            <w:vAlign w:val="center"/>
+            <w:hideMark/>
+          </w:tcPr>
+          <w:p>
+            <w:pPr>
+              <w:rPr>
+                <w:b/>
+                <w:bCs/>
+              </w:rPr>
+            </w:pPr>
+            <w:r>
+              <w:rPr>
+                <w:b/>
+                <w:bCs/>
+              </w:rPr>
+              <w:t>Content</w:t>
+            </w:r>
+          </w:p>
+        </w:tc>
+        <w:tc>
+          <w:tcPr>
+            <w:tcW w:w="0" w:type="auto"/>
+            <w:tcBorders>
+              <w:top w:val="single" w:sz="6" w:space="0" w:color="E6E6E6"/>
+              <w:left w:val="single" w:sz="6" w:space="0" w:color="E6E6E6"/>
+              <w:bottom w:val="single" w:sz="6" w:space="0" w:color="E6E6E6"/>
+              <w:right w:val="single" w:sz="6" w:space="0" w:color="E6E6E6"/>
+            </w:tcBorders>
+            <w:shd w:val="clear" w:color="auto" w:fill="F5F5F5"/>
+            <w:vAlign w:val="center"/>
+            <w:hideMark/>
+          </w:tcPr>
+          <w:p>
+            <w:pPr>
+              <w:rPr>
+                <w:b/>
+                <w:bCs/>
+              </w:rPr>
+            </w:pPr>
+            <w:r>
+              <w:rPr>
+                <w:b/>
+                <w:bCs/>
+              </w:rPr>
+              <w:t>Action</w:t>
+            </w:r>
+          </w:p>
+        </w:tc>
+      </w:tr>
+      <w:tr>
+        <w:trPr>
+          <w:tblCellSpacing w:w="15" w:type="dxa"/>
+        </w:trPr>
+        <w:tc>
+          <w:tcPr>
+            <w:tcW w:w="0" w:type="auto"/>
+            <w:tcBorders>
+              <w:top w:val="single" w:sz="6" w:space="0" w:color="E6E6E6"/>
+              <w:left w:val="single" w:sz="6" w:space="0" w:color="E6E6E6"/>
+              <w:bottom w:val="single" w:sz="6" w:space="0" w:color="E6E6E6"/>
+              <w:right w:val="single" w:sz="6" w:space="0" w:color="E6E6E6"/>
+            </w:tcBorders>
+            <w:vAlign w:val="center"/>
+            <w:hideMark/>
+          </w:tcPr>
+          <w:p>
+            <w:r>
+              <w:t>Virtual Scrolling Documentation</w:t>
+            </w:r>
+          </w:p>
+        </w:tc>
+        <w:tc>
+          <w:tcPr>
+            <w:tcW w:w="0" w:type="auto"/>
+            <w:tcBorders>
+              <w:top w:val="single" w:sz="6" w:space="0" w:color="E6E6E6"/>
+              <w:left w:val="single" w:sz="6" w:space="0" w:color="E6E6E6"/>
+              <w:bottom w:val="single" w:sz="6" w:space="0" w:color="E6E6E6"/>
+              <w:right w:val="single" w:sz="6" w:space="0" w:color="E6E6E6"/>
+            </w:tcBorders>
+            <w:vAlign w:val="center"/>
+            <w:hideMark/>
+          </w:tcPr>
+          <w:p>
+            <w:r>
+              <w:t>Master row and column virtualization with configuration examples for optimal viewport rendering.</w:t>
+            </w:r>
+          </w:p>
+        </w:tc>
+        <w:tc>
+          <w:tcPr>
+            <w:tcW w:w="0" w:type="auto"/>
+            <w:tcBorders>
+              <w:top w:val="single" w:sz="6" w:space="0" w:color="E6E6E6"/>
+              <w:left w:val="single" w:sz="6" w:space="0" w:color="E6E6E6"/>
+              <w:bottom w:val="single" w:sz="6" w:space="0" w:color="E6E6E6"/>
+              <w:right w:val="single" w:sz="6" w:space="0" w:color="E6E6E6"/>
+            </w:tcBorders>
+            <w:vAlign w:val="center"/>
+            <w:hideMark/>
+          </w:tcPr>
+          <w:p>
+            <w:r>
+              <w:t>Read Documentation</w:t>
+            </w:r>
+          </w:p>
+        </w:tc>
+      </w:tr>
+      <w:tr>
+        <w:trPr>
+          <w:tblCellSpacing w:w="15" w:type="dxa"/>
+        </w:trPr>
+        <w:tc>
+          <w:tcPr>
+            <w:tcW w:w="0" w:type="auto"/>
+            <w:tcBorders>
+              <w:top w:val="single" w:sz="6" w:space="0" w:color="E6E6E6"/>
+              <w:left w:val="single" w:sz="6" w:space="0" w:color="E6E6E6"/>
+              <w:bottom w:val="single" w:sz="6" w:space="0" w:color="E6E6E6"/>
+              <w:right w:val="single" w:sz="6" w:space="0" w:color="E6E6E6"/>
+            </w:tcBorders>
+            <w:vAlign w:val="center"/>
+            <w:hideMark/>
+          </w:tcPr>
+          <w:p>
+            <w:r>
+              <w:t xml:space="preserve">Infinite Scrolling </w:t>
+            </w:r>
+            <w:r>
+              <w:t>Implementation</w:t>
+            </w:r>
+          </w:p>
+        </w:tc>
+        <w:tc>
+          <w:tcPr>
+            <w:tcW w:w="0" w:type="auto"/>
+            <w:tcBorders>
+              <w:top w:val="single" w:sz="6" w:space="0" w:color="E6E6E6"/>
+              <w:left w:val="single" w:sz="6" w:space="0" w:color="E6E6E6"/>
+              <w:bottom w:val="single" w:sz="6" w:space="0" w:color="E6E6E6"/>
+              <w:right w:val="single" w:sz="6" w:space="0" w:color="E6E6E6"/>
+            </w:tcBorders>
+            <w:vAlign w:val="center"/>
+            <w:hideMark/>
+          </w:tcPr>
+          <w:p>
+            <w:r>
+              <w:t>Build seamless data loading experiences with remote data binding and lazy load patterns.</w:t>
+            </w:r>
+          </w:p>
+        </w:tc>
+        <w:tc>
+          <w:tcPr>
+            <w:tcW w:w="0" w:type="auto"/>
+            <w:tcBorders>
+              <w:top w:val="single" w:sz="6" w:space="0" w:color="E6E6E6"/>
+              <w:left w:val="single" w:sz="6" w:space="0" w:color="E6E6E6"/>
+              <w:bottom w:val="single" w:sz="6" w:space="0" w:color="E6E6E6"/>
+              <w:right w:val="single" w:sz="6" w:space="0" w:color="E6E6E6"/>
+            </w:tcBorders>
+            <w:vAlign w:val="center"/>
+            <w:hideMark/>
+          </w:tcPr>
+          <w:p>
+            <w:r>
+              <w:t>View Guide</w:t>
+            </w:r>
+          </w:p>
+        </w:tc>
+      </w:tr>
+      <w:tr>
+        <w:trPr>
+          <w:tblCellSpacing w:w="15" w:type="dxa"/>
+        </w:trPr>
+        <w:tc>
+          <w:tcPr>
+            <w:tcW w:w="0" w:type="auto"/>
+            <w:tcBorders>
+              <w:top w:val="single" w:sz="6" w:space="0" w:color="E6E6E6"/>
+              <w:left w:val="single" w:sz="6" w:space="0" w:color="E6E6E6"/>
+              <w:bottom w:val="single" w:sz="6" w:space="0" w:color="E6E6E6"/>
+              <w:right w:val="single" w:sz="6" w:space="0" w:color="E6E6E6"/>
+            </w:tcBorders>
+            <w:vAlign w:val="center"/>
+            <w:hideMark/>
+          </w:tcPr>
+          <w:p>
+            <w:r>
+              <w:t>Paging Configuration Guide</w:t>
+            </w:r>
+          </w:p>
+        </w:tc>
+        <w:tc>
+          <w:tcPr>
+            <w:tcW w:w="0" w:type="auto"/>
+            <w:tcBorders>
+              <w:top w:val="single" w:sz="6" w:space="0" w:color="E6E6E6"/>
+              <w:left w:val="single" w:sz="6" w:space="0" w:color="E6E6E6"/>
+              <w:bottom w:val="single" w:sz="6" w:space="0" w:color="E6E6E6"/>
+              <w:right w:val="single" w:sz="6" w:space="0" w:color="E6E6E6"/>
+            </w:tcBorders>
+            <w:vAlign w:val="center"/>
+            <w:hideMark/>
+          </w:tcPr>
+          <w:p>
+            <w:r>
+              <w:t>Configure page sizes, templates, and navigation controls for chunk-based data display.</w:t>
+            </w:r>
+          </w:p>
+        </w:tc>
+        <w:tc>
+          <w:tcPr>
+            <w:tcW w:w="0" w:type="auto"/>
+            <w:tcBorders>
+              <w:top w:val="single" w:sz="6" w:space="0" w:color="E6E6E6"/>
+              <w:left w:val="single" w:sz="6" w:space="0" w:color="E6E6E6"/>
+              <w:bottom w:val="single" w:sz="6" w:space="0" w:color="E6E6E6"/>
+              <w:right w:val="single" w:sz="6" w:space="0" w:color="E6E6E6"/>
+            </w:tcBorders>
+            <w:vAlign w:val="center"/>
+            <w:hideMark/>
+          </w:tcPr>
+          <w:p>
+            <w:r>
+              <w:t>Read Guide</w:t>
+            </w:r>
+          </w:p>
+        </w:tc>
+      </w:tr>
+      <w:tr>
+        <w:trPr>
+          <w:tblCellSpacing w:w="15" w:type="dxa"/>
+        </w:trPr>
+        <w:tc>
+          <w:tcPr>
+            <w:tcW w:w="0" w:type="auto"/>
+            <w:tcBorders>
+              <w:top w:val="single" w:sz="6" w:space="0" w:color="E6E6E6"/>
+              <w:left w:val="single" w:sz="6" w:space="0" w:color="E6E6E6"/>
+              <w:bottom w:val="single" w:sz="6" w:space="0" w:color="E6E6E6"/>
+              <w:right w:val="single" w:sz="6" w:space="0" w:color="E6E6E6"/>
+            </w:tcBorders>
+            <w:vAlign w:val="center"/>
+            <w:hideMark/>
+          </w:tcPr>
+          <w:p>
+            <w:r>
+              <w:t>Performance Best Practices</w:t>
+            </w:r>
+          </w:p>
+        </w:tc>
+        <w:tc>
+          <w:tcPr>
+            <w:tcW w:w="0" w:type="auto"/>
+            <w:tcBorders>
+              <w:top w:val="single" w:sz="6" w:space="0" w:color="E6E6E6"/>
+              <w:left w:val="single" w:sz="6" w:space="0" w:color="E6E6E6"/>
+              <w:bottom w:val="single" w:sz="6" w:space="0" w:color="E6E6E6"/>
+              <w:right w:val="single" w:sz="6" w:space="0" w:color="E6E6E6"/>
+            </w:tcBorders>
+            <w:vAlign w:val="center"/>
+            <w:hideMark/>
+          </w:tcPr>
+          <w:p>
+            <w:r>
+              <w:t>Learn optimization techniques including server-side operations and efficient data binding strategies.</w:t>
+            </w:r>
+          </w:p>
+        </w:tc>
+        <w:tc>
+          <w:tcPr>
+            <w:tcW w:w="0" w:type="auto"/>
+            <w:tcBorders>
+              <w:top w:val="single" w:sz="6" w:space="0" w:color="E6E6E6"/>
+              <w:left w:val="single" w:sz="6" w:space="0" w:color="E6E6E6"/>
+              <w:bottom w:val="single" w:sz="6" w:space="0" w:color="E6E6E6"/>
+              <w:right w:val="single" w:sz="6" w:space="0" w:color="E6E6E6"/>
+            </w:tcBorders>
+            <w:vAlign w:val="center"/>
+            <w:hideMark/>
+          </w:tcPr>
+          <w:p>
+            <w:r>
+              <w:t>Read Guide</w:t>
+            </w:r>
+          </w:p>
+        </w:tc>
+      </w:tr>
+      <w:tr>
+        <w:trPr>
+          <w:tblCellSpacing w:w="15" w:type="dxa"/>
+        </w:trPr>
+        <w:tc>
+          <w:tcPr>
+            <w:tcW w:w="0" w:type="auto"/>
+            <w:tcBorders>
+              <w:top w:val="single" w:sz="6" w:space="0" w:color="E6E6E6"/>
+              <w:left w:val="single" w:sz="6" w:space="0" w:color="E6E6E6"/>
+              <w:bottom w:val="single" w:sz="6" w:space="0" w:color="E6E6E6"/>
+              <w:right w:val="single" w:sz="6" w:space="0" w:color="E6E6E6"/>
+            </w:tcBorders>
+            <w:vAlign w:val="center"/>
+            <w:hideMark/>
+          </w:tcPr>
+          <w:p>
+            <w:r>
+              <w:t>DOM Virtualization Guide</w:t>
+            </w:r>
+          </w:p>
+        </w:tc>
+        <w:tc>
+          <w:tcPr>
+            <w:tcW w:w="0" w:type="auto"/>
+            <w:tcBorders>
+              <w:top w:val="single" w:sz="6" w:space="0" w:color="E6E6E6"/>
+              <w:left w:val="single" w:sz="6" w:space="0" w:color="E6E6E6"/>
+              <w:bottom w:val="single" w:sz="6" w:space="0" w:color="E6E6E6"/>
+              <w:right w:val="single" w:sz="6" w:space="0" w:color="E6E6E6"/>
+            </w:tcBorders>
+            <w:vAlign w:val="center"/>
+            <w:hideMark/>
+          </w:tcPr>
+          <w:p>
+            <w:r>
+              <w:t>Implement DOM virtualization with buffer configuration for maximum rendering efficiency.</w:t>
+            </w:r>
+          </w:p>
+        </w:tc>
+        <w:tc>
+          <w:tcPr>
+            <w:tcW w:w="0" w:type="auto"/>
+            <w:tcBorders>
+              <w:top w:val="single" w:sz="6" w:space="0" w:color="E6E6E6"/>
+              <w:left w:val="single" w:sz="6" w:space="0" w:color="E6E6E6"/>
+              <w:bottom w:val="single" w:sz="6" w:space="0" w:color="E6E6E6"/>
+              <w:right w:val="single" w:sz="6" w:space="0" w:color="E6E6E6"/>
+            </w:tcBorders>
+            <w:vAlign w:val="center"/>
+            <w:hideMark/>
+          </w:tcPr>
+          <w:p>
+            <w:r>
+              <w:t>View Examples</w:t>
+            </w:r>
+          </w:p>
+        </w:tc>
+      </w:tr>
+      <w:tr>
+        <w:trPr>
+          <w:tblCellSpacing w:w="15" w:type="dxa"/>
+        </w:trPr>
+        <w:tc>
+          <w:tcPr>
+            <w:tcW w:w="0" w:type="auto"/>
+            <w:tcBorders>
+              <w:top w:val="single" w:sz="6" w:space="0" w:color="E6E6E6"/>
+              <w:left w:val="single" w:sz="6" w:space="0" w:color="E6E6E6"/>
+              <w:bottom w:val="single" w:sz="6" w:space="0" w:color="E6E6E6"/>
+              <w:right w:val="single" w:sz="6" w:space="0" w:color="E6E6E6"/>
+            </w:tcBorders>
+            <w:vAlign w:val="center"/>
+            <w:hideMark/>
+          </w:tcPr>
+          <w:p>
+            <w:r>
+              <w:t>Server-Side Data Operations</w:t>
+            </w:r>
+          </w:p>
+        </w:tc>
+        <w:tc>
+          <w:tcPr>
+            <w:tcW w:w="0" w:type="auto"/>
+            <w:tcBorders>
+              <w:top w:val="single" w:sz="6" w:space="0" w:color="E6E6E6"/>
+              <w:left w:val="single" w:sz="6" w:space="0" w:color="E6E6E6"/>
+              <w:bottom w:val="single" w:sz="6" w:space="0" w:color="E6E6E6"/>
+              <w:right w:val="single" w:sz="6" w:space="0" w:color="E6E6E6"/>
+            </w:tcBorders>
+            <w:vAlign w:val="center"/>
+            <w:hideMark/>
+          </w:tcPr>
+          <w:p>
+            <w:r>
+              <w:t>Offload filtering, sorting, and paging to the server for improved scalability with large datasets.</w:t>
+            </w:r>
+          </w:p>
+        </w:tc>
+        <w:tc>
+          <w:tcPr>
+            <w:tcW w:w="0" w:type="auto"/>
+            <w:tcBorders>
+              <w:top w:val="single" w:sz="6" w:space="0" w:color="E6E6E6"/>
+              <w:left w:val="single" w:sz="6" w:space="0" w:color="E6E6E6"/>
+              <w:bottom w:val="single" w:sz="6" w:space="0" w:color="E6E6E6"/>
+              <w:right w:val="single" w:sz="6" w:space="0" w:color="E6E6E6"/>
+            </w:tcBorders>
+            <w:vAlign w:val="center"/>
+            <w:hideMark/>
+          </w:tcPr>
+          <w:p>
+            <w:r>
+              <w:t>Learn More</w:t>
+            </w:r>
+          </w:p>
+        </w:tc>
+      </w:tr>
+      <w:tr>
+        <w:trPr>
+          <w:tblCellSpacing w:w="15" w:type="dxa"/>
+        </w:trPr>
+        <w:tc>
+          <w:tcPr>
+            <w:tcW w:w="0" w:type="auto"/>
+            <w:tcBorders>
+              <w:top w:val="single" w:sz="6" w:space="0" w:color="E6E6E6"/>
+              <w:left w:val="single" w:sz="6" w:space="0" w:color="E6E6E6"/>
+              <w:bottom w:val="single" w:sz="6" w:space="0" w:color="E6E6E6"/>
+              <w:right w:val="single" w:sz="6" w:space="0" w:color="E6E6E6"/>
+            </w:tcBorders>
+            <w:vAlign w:val="center"/>
+            <w:hideMark/>
+          </w:tcPr>
+          <w:p>
+            <w:r>
+              <w:t>Getting Started Tutorial</w:t>
+            </w:r>
+          </w:p>
+        </w:tc>
+        <w:tc>
+          <w:tcPr>
+            <w:tcW w:w="0" w:type="auto"/>
+            <w:tcBorders>
+              <w:top w:val="single" w:sz="6" w:space="0" w:color="E6E6E6"/>
+              <w:left w:val="single" w:sz="6" w:space="0" w:color="E6E6E6"/>
+              <w:bottom w:val="single" w:sz="6" w:space="0" w:color="E6E6E6"/>
+              <w:right w:val="single" w:sz="6" w:space="0" w:color="E6E6E6"/>
+            </w:tcBorders>
+            <w:vAlign w:val="center"/>
+            <w:hideMark/>
+          </w:tcPr>
+          <w:p>
+            <w:r>
+              <w:t>Step-by-step guide to set up React Grid with performance features in your application.</w:t>
+            </w:r>
+          </w:p>
+        </w:tc>
+        <w:tc>
+          <w:tcPr>
+            <w:tcW w:w="0" w:type="auto"/>
+            <w:tcBorders>
+              <w:top w:val="single" w:sz="6" w:space="0" w:color="E6E6E6"/>
+              <w:left w:val="single" w:sz="6" w:space="0" w:color="E6E6E6"/>
+              <w:bottom w:val="single" w:sz="6" w:space="0" w:color="E6E6E6"/>
+              <w:right w:val="single" w:sz="6" w:space="0" w:color="E6E6E6"/>
+            </w:tcBorders>
+            <w:vAlign w:val="center"/>
+            <w:hideMark/>
+          </w:tcPr>
+          <w:p>
+            <w:r>
+              <w:t>Get Started</w:t>
+            </w:r>
+          </w:p>
+        </w:tc>
+      </w:tr>
+      <w:tr>
+        <w:trPr>
+          <w:tblCellSpacing w:w="15" w:type="dxa"/>
+        </w:trPr>
+        <w:tc>
+          <w:tcPr>
+            <w:tcW w:w="0" w:type="auto"/>
+            <w:tcBorders>
+              <w:top w:val="single" w:sz="6" w:space="0" w:color="E6E6E6"/>
+              <w:left w:val="single" w:sz="6" w:space="0" w:color="E6E6E6"/>
+              <w:bottom w:val="single" w:sz="6" w:space="0" w:color="E6E6E6"/>
+              <w:right w:val="single" w:sz="6" w:space="0" w:color="E6E6E6"/>
+            </w:tcBorders>
+            <w:vAlign w:val="center"/>
+            <w:hideMark/>
+          </w:tcPr>
+          <w:p>
+            <w:r>
+              <w:t>Live Performance Demos</w:t>
+            </w:r>
+          </w:p>
+        </w:tc>
+        <w:tc>
+          <w:tcPr>
+            <w:tcW w:w="0" w:type="auto"/>
+            <w:tcBorders>
+              <w:top w:val="single" w:sz="6" w:space="0" w:color="E6E6E6"/>
+              <w:left w:val="single" w:sz="6" w:space="0" w:color="E6E6E6"/>
+              <w:bottom w:val="single" w:sz="6" w:space="0" w:color="E6E6E6"/>
+              <w:right w:val="single" w:sz="6" w:space="0" w:color="E6E6E6"/>
+            </w:tcBorders>
+            <w:vAlign w:val="center"/>
+            <w:hideMark/>
+          </w:tcPr>
+          <w:p>
+            <w:r>
+              <w:t>Explore interactive examples comparing rendering strategies with real-world datasets.</w:t>
+            </w:r>
+          </w:p>
+        </w:tc>
+        <w:tc>
+          <w:tcPr>
+            <w:tcW w:w="0" w:type="auto"/>
+            <w:tcBorders>
+              <w:top w:val="single" w:sz="6" w:space="0" w:color="E6E6E6"/>
+              <w:left w:val="single" w:sz="6" w:space="0" w:color="E6E6E6"/>
+              <w:bottom w:val="single" w:sz="6" w:space="0" w:color="E6E6E6"/>
+              <w:right w:val="single" w:sz="6" w:space="0" w:color="E6E6E6"/>
+            </w:tcBorders>
+            <w:vAlign w:val="center"/>
+            <w:hideMark/>
+          </w:tcPr>
+          <w:p>
+            <w:r>
+              <w:t>View Demo</w:t>
+            </w:r>
+          </w:p>
+        </w:tc>
+      </w:tr>
+    </w:tbl>
+    <w:p/>
+    <w:p/>
+    <w:p/>
+    <w:p/>
+    <w:p/>
+    <w:p>
+      <w:pPr>
+        <w:pStyle w:val="Heading1"/>
+      </w:pPr>
+      <w:r>
+        <w:lastRenderedPageBreak/>
+        <w:t>React Data Grid Large Dataset Questions</w:t>
+      </w:r>
+    </w:p>
+    <w:p/>
+    <w:tbl>
+      <w:tblPr>
+        <w:tblW w:w="0" w:type="auto"/>
+        <w:tblCellSpacing w:w="15" w:type="dxa"/>
+        <w:tblCellMar>
+          <w:top w:w="15" w:type="dxa"/>
+          <w:left w:w="15" w:type="dxa"/>
+          <w:bottom w:w="15" w:type="dxa"/>
+          <w:right w:w="15" w:type="dxa"/>
+        </w:tblCellMar>
+        <w:tblLook w:val="04A0" w:firstRow="1" w:lastRow="0" w:firstColumn="1" w:lastColumn="0" w:noHBand="0" w:noVBand="1"/>
+      </w:tblPr>
+      <w:tblGrid>
+        <w:gridCol w:w="1102"/>
+        <w:gridCol w:w="2953"/>
+        <w:gridCol w:w="5289"/>
+      </w:tblGrid>
+      <w:tr>
+        <w:trPr>
+          <w:tblCellSpacing w:w="15" w:type="dxa"/>
+        </w:trPr>
+        <w:tc>
+          <w:tcPr>
+            <w:tcW w:w="0" w:type="auto"/>
+            <w:tcBorders>
+              <w:top w:val="single" w:sz="6" w:space="0" w:color="E6E6E6"/>
+              <w:left w:val="single" w:sz="6" w:space="0" w:color="E6E6E6"/>
+              <w:bottom w:val="single" w:sz="6" w:space="0" w:color="E6E6E6"/>
+              <w:right w:val="single" w:sz="6" w:space="0" w:color="E6E6E6"/>
+            </w:tcBorders>
+            <w:shd w:val="clear" w:color="auto" w:fill="F5F5F5"/>
+            <w:vAlign w:val="center"/>
+            <w:hideMark/>
+          </w:tcPr>
+          <w:p>
+            <w:pPr>
+              <w:rPr>
+                <w:b/>
+                <w:bCs/>
+              </w:rPr>
+            </w:pPr>
+            <w:r>
+              <w:rPr>
+                <w:b/>
+                <w:bCs/>
+              </w:rPr>
+              <w:t>Question</w:t>
+            </w:r>
+          </w:p>
+        </w:tc>
+        <w:tc>
+          <w:tcPr>
+            <w:tcW w:w="0" w:type="auto"/>
+            <w:tcBorders>
+              <w:top w:val="single" w:sz="6" w:space="0" w:color="E6E6E6"/>
+              <w:left w:val="single" w:sz="6" w:space="0" w:color="E6E6E6"/>
+              <w:bottom w:val="single" w:sz="6" w:space="0" w:color="E6E6E6"/>
+              <w:right w:val="single" w:sz="6" w:space="0" w:color="E6E6E6"/>
+            </w:tcBorders>
+            <w:shd w:val="clear" w:color="auto" w:fill="F5F5F5"/>
+            <w:vAlign w:val="center"/>
+            <w:hideMark/>
+          </w:tcPr>
+          <w:p>
+            <w:pPr>
+              <w:rPr>
+                <w:b/>
+                <w:bCs/>
+              </w:rPr>
+            </w:pPr>
+            <w:r>
+              <w:rPr>
+                <w:b/>
+                <w:bCs/>
+              </w:rPr>
+              <w:t>Title</w:t>
+            </w:r>
+          </w:p>
+        </w:tc>
+        <w:tc>
+          <w:tcPr>
+            <w:tcW w:w="0" w:type="auto"/>
+            <w:tcBorders>
+              <w:top w:val="single" w:sz="6" w:space="0" w:color="E6E6E6"/>
+              <w:left w:val="single" w:sz="6" w:space="0" w:color="E6E6E6"/>
+              <w:bottom w:val="single" w:sz="6" w:space="0" w:color="E6E6E6"/>
+              <w:right w:val="single" w:sz="6" w:space="0" w:color="E6E6E6"/>
+            </w:tcBorders>
+            <w:shd w:val="clear" w:color="auto" w:fill="F5F5F5"/>
+            <w:vAlign w:val="center"/>
+            <w:hideMark/>
+          </w:tcPr>
+          <w:p>
+            <w:pPr>
+              <w:rPr>
+                <w:b/>
+                <w:bCs/>
+              </w:rPr>
+            </w:pPr>
+            <w:r>
+              <w:rPr>
+                <w:b/>
+                <w:bCs/>
+              </w:rPr>
+              <w:t>Content</w:t>
+            </w:r>
+          </w:p>
+        </w:tc>
+      </w:tr>
+      <w:tr>
+        <w:trPr>
+          <w:tblCellSpacing w:w="15" w:type="dxa"/>
+        </w:trPr>
+        <w:tc>
+          <w:tcPr>
+            <w:tcW w:w="0" w:type="auto"/>
+            <w:tcBorders>
+              <w:top w:val="single" w:sz="6" w:space="0" w:color="E6E6E6"/>
+              <w:left w:val="single" w:sz="6" w:space="0" w:color="E6E6E6"/>
+              <w:bottom w:val="single" w:sz="6" w:space="0" w:color="E6E6E6"/>
+              <w:right w:val="single" w:sz="6" w:space="0" w:color="E6E6E6"/>
+            </w:tcBorders>
+            <w:vAlign w:val="center"/>
+            <w:hideMark/>
+          </w:tcPr>
+          <w:p>
+            <w:r>
+              <w:t>1</w:t>
+            </w:r>
+          </w:p>
+        </w:tc>
+        <w:tc>
+          <w:tcPr>
+            <w:tcW w:w="0" w:type="auto"/>
+            <w:tcBorders>
+              <w:top w:val="single" w:sz="6" w:space="0" w:color="E6E6E6"/>
+              <w:left w:val="single" w:sz="6" w:space="0" w:color="E6E6E6"/>
+              <w:bottom w:val="single" w:sz="6" w:space="0" w:color="E6E6E6"/>
+              <w:right w:val="single" w:sz="6" w:space="0" w:color="E6E6E6"/>
+            </w:tcBorders>
+            <w:vAlign w:val="center"/>
+            <w:hideMark/>
+          </w:tcPr>
+          <w:p>
+            <w:r>
+              <w:t>Can the Syncfusion React Grid handle large datasets efficiently?</w:t>
+            </w:r>
+          </w:p>
+        </w:tc>
+        <w:tc>
+          <w:tcPr>
+            <w:tcW w:w="0" w:type="auto"/>
+            <w:tcBorders>
+              <w:top w:val="single" w:sz="6" w:space="0" w:color="E6E6E6"/>
+              <w:left w:val="single" w:sz="6" w:space="0" w:color="E6E6E6"/>
+              <w:bottom w:val="single" w:sz="6" w:space="0" w:color="E6E6E6"/>
+              <w:right w:val="single" w:sz="6" w:space="0" w:color="E6E6E6"/>
+            </w:tcBorders>
+            <w:vAlign w:val="center"/>
+            <w:hideMark/>
+          </w:tcPr>
+          <w:p>
+            <w:r>
+              <w:t>Yes. The grid is designed to handle large datasets using virtualization, paging, infinite scrolling, lazy loading, and optimized rendering techniques.</w:t>
+            </w:r>
+          </w:p>
+        </w:tc>
+      </w:tr>
+      <w:tr>
+        <w:trPr>
+          <w:tblCellSpacing w:w="15" w:type="dxa"/>
+        </w:trPr>
+        <w:tc>
+          <w:tcPr>
+            <w:tcW w:w="0" w:type="auto"/>
+            <w:tcBorders>
+              <w:top w:val="single" w:sz="6" w:space="0" w:color="E6E6E6"/>
+              <w:left w:val="single" w:sz="6" w:space="0" w:color="E6E6E6"/>
+              <w:bottom w:val="single" w:sz="6" w:space="0" w:color="E6E6E6"/>
+              <w:right w:val="single" w:sz="6" w:space="0" w:color="E6E6E6"/>
+            </w:tcBorders>
+            <w:vAlign w:val="center"/>
+            <w:hideMark/>
+          </w:tcPr>
+          <w:p>
+            <w:r>
+              <w:t>2</w:t>
+            </w:r>
+          </w:p>
+        </w:tc>
+        <w:tc>
+          <w:tcPr>
+            <w:tcW w:w="0" w:type="auto"/>
+            <w:tcBorders>
+              <w:top w:val="single" w:sz="6" w:space="0" w:color="E6E6E6"/>
+              <w:left w:val="single" w:sz="6" w:space="0" w:color="E6E6E6"/>
+              <w:bottom w:val="single" w:sz="6" w:space="0" w:color="E6E6E6"/>
+              <w:right w:val="single" w:sz="6" w:space="0" w:color="E6E6E6"/>
+            </w:tcBorders>
+            <w:vAlign w:val="center"/>
+            <w:hideMark/>
+          </w:tcPr>
+          <w:p>
+            <w:r>
+              <w:t>How does virtualization improve performance?</w:t>
+            </w:r>
+          </w:p>
+        </w:tc>
+        <w:tc>
+          <w:tcPr>
+            <w:tcW w:w="0" w:type="auto"/>
+            <w:tcBorders>
+              <w:top w:val="single" w:sz="6" w:space="0" w:color="E6E6E6"/>
+              <w:left w:val="single" w:sz="6" w:space="0" w:color="E6E6E6"/>
+              <w:bottom w:val="single" w:sz="6" w:space="0" w:color="E6E6E6"/>
+              <w:right w:val="single" w:sz="6" w:space="0" w:color="E6E6E6"/>
+            </w:tcBorders>
+            <w:vAlign w:val="center"/>
+            <w:hideMark/>
+          </w:tcPr>
+          <w:p>
+            <w:r>
+              <w:t>Virtualization renders only the visible rows and columns, reducing DOM size, memory usage, and rendering time.</w:t>
+            </w:r>
+          </w:p>
+        </w:tc>
+      </w:tr>
+      <w:tr>
+        <w:trPr>
+          <w:tblCellSpacing w:w="15" w:type="dxa"/>
+        </w:trPr>
+        <w:tc>
+          <w:tcPr>
+            <w:tcW w:w="0" w:type="auto"/>
+            <w:tcBorders>
+              <w:top w:val="single" w:sz="6" w:space="0" w:color="E6E6E6"/>
+              <w:left w:val="single" w:sz="6" w:space="0" w:color="E6E6E6"/>
+              <w:bottom w:val="single" w:sz="6" w:space="0" w:color="E6E6E6"/>
+              <w:right w:val="single" w:sz="6" w:space="0" w:color="E6E6E6"/>
+            </w:tcBorders>
+            <w:vAlign w:val="center"/>
+            <w:hideMark/>
+          </w:tcPr>
+          <w:p>
+            <w:r>
+              <w:t>3</w:t>
+            </w:r>
+          </w:p>
+        </w:tc>
+        <w:tc>
+          <w:tcPr>
+            <w:tcW w:w="0" w:type="auto"/>
+            <w:tcBorders>
+              <w:top w:val="single" w:sz="6" w:space="0" w:color="E6E6E6"/>
+              <w:left w:val="single" w:sz="6" w:space="0" w:color="E6E6E6"/>
+              <w:bottom w:val="single" w:sz="6" w:space="0" w:color="E6E6E6"/>
+              <w:right w:val="single" w:sz="6" w:space="0" w:color="E6E6E6"/>
+            </w:tcBorders>
+            <w:vAlign w:val="center"/>
+            <w:hideMark/>
+          </w:tcPr>
+          <w:p>
+            <w:r>
+              <w:t>Should I load all records at once?</w:t>
+            </w:r>
+          </w:p>
+        </w:tc>
+        <w:tc>
+          <w:tcPr>
+            <w:tcW w:w="0" w:type="auto"/>
+            <w:tcBorders>
+              <w:top w:val="single" w:sz="6" w:space="0" w:color="E6E6E6"/>
+              <w:left w:val="single" w:sz="6" w:space="0" w:color="E6E6E6"/>
+              <w:bottom w:val="single" w:sz="6" w:space="0" w:color="E6E6E6"/>
+              <w:right w:val="single" w:sz="6" w:space="0" w:color="E6E6E6"/>
+            </w:tcBorders>
+            <w:vAlign w:val="center"/>
+            <w:hideMark/>
+          </w:tcPr>
+          <w:p>
+            <w:r>
+              <w:t>No. Using paging, infinite scrolling, or server-side operations is recommended for better scalability and responsiveness.</w:t>
+            </w:r>
+          </w:p>
+        </w:tc>
+      </w:tr>
+      <w:tr>
+        <w:trPr>
+          <w:tblCellSpacing w:w="15" w:type="dxa"/>
+        </w:trPr>
+        <w:tc>
+          <w:tcPr>
+            <w:tcW w:w="0" w:type="auto"/>
+            <w:tcBorders>
+              <w:top w:val="single" w:sz="6" w:space="0" w:color="E6E6E6"/>
+              <w:left w:val="single" w:sz="6" w:space="0" w:color="E6E6E6"/>
+              <w:bottom w:val="single" w:sz="6" w:space="0" w:color="E6E6E6"/>
+              <w:right w:val="single" w:sz="6" w:space="0" w:color="E6E6E6"/>
+            </w:tcBorders>
+            <w:vAlign w:val="center"/>
+            <w:hideMark/>
+          </w:tcPr>
+          <w:p>
+            <w:r>
+              <w:t>4</w:t>
+            </w:r>
+          </w:p>
+        </w:tc>
+        <w:tc>
+          <w:tcPr>
+            <w:tcW w:w="0" w:type="auto"/>
+            <w:tcBorders>
+              <w:top w:val="single" w:sz="6" w:space="0" w:color="E6E6E6"/>
+              <w:left w:val="single" w:sz="6" w:space="0" w:color="E6E6E6"/>
+              <w:bottom w:val="single" w:sz="6" w:space="0" w:color="E6E6E6"/>
+              <w:right w:val="single" w:sz="6" w:space="0" w:color="E6E6E6"/>
+            </w:tcBorders>
+            <w:vAlign w:val="center"/>
+            <w:hideMark/>
+          </w:tcPr>
+          <w:p>
+            <w:r>
+              <w:t>Can the grid perform well with millions of records?</w:t>
+            </w:r>
+          </w:p>
+        </w:tc>
+        <w:tc>
+          <w:tcPr>
+            <w:tcW w:w="0" w:type="auto"/>
+            <w:tcBorders>
+              <w:top w:val="single" w:sz="6" w:space="0" w:color="E6E6E6"/>
+              <w:left w:val="single" w:sz="6" w:space="0" w:color="E6E6E6"/>
+              <w:bottom w:val="single" w:sz="6" w:space="0" w:color="E6E6E6"/>
+              <w:right w:val="single" w:sz="6" w:space="0" w:color="E6E6E6"/>
+            </w:tcBorders>
+            <w:vAlign w:val="center"/>
+            <w:hideMark/>
+          </w:tcPr>
+          <w:p>
+            <w:r>
+              <w:t>Yes. Combined with virtualization and server-side processing, the grid can efficiently handle very large datasets.</w:t>
+            </w:r>
+          </w:p>
+        </w:tc>
+      </w:tr>
+      <w:tr>
+        <w:trPr>
+          <w:tblCellSpacing w:w="15" w:type="dxa"/>
+        </w:trPr>
+        <w:tc>
+          <w:tcPr>
+            <w:tcW w:w="0" w:type="auto"/>
+            <w:tcBorders>
+              <w:top w:val="single" w:sz="6" w:space="0" w:color="E6E6E6"/>
+              <w:left w:val="single" w:sz="6" w:space="0" w:color="E6E6E6"/>
+              <w:bottom w:val="single" w:sz="6" w:space="0" w:color="E6E6E6"/>
+              <w:right w:val="single" w:sz="6" w:space="0" w:color="E6E6E6"/>
+            </w:tcBorders>
+            <w:vAlign w:val="center"/>
+            <w:hideMark/>
+          </w:tcPr>
+          <w:p>
+            <w:r>
+              <w:t>5</w:t>
+            </w:r>
+          </w:p>
+        </w:tc>
+        <w:tc>
+          <w:tcPr>
+            <w:tcW w:w="0" w:type="auto"/>
+            <w:tcBorders>
+              <w:top w:val="single" w:sz="6" w:space="0" w:color="E6E6E6"/>
+              <w:left w:val="single" w:sz="6" w:space="0" w:color="E6E6E6"/>
+              <w:bottom w:val="single" w:sz="6" w:space="0" w:color="E6E6E6"/>
+              <w:right w:val="single" w:sz="6" w:space="0" w:color="E6E6E6"/>
+            </w:tcBorders>
+            <w:vAlign w:val="center"/>
+            <w:hideMark/>
+          </w:tcPr>
+          <w:p>
+            <w:r>
+              <w:t>Does the grid support server-side data operations?</w:t>
+            </w:r>
+          </w:p>
+        </w:tc>
+        <w:tc>
+          <w:tcPr>
+            <w:tcW w:w="0" w:type="auto"/>
+            <w:tcBorders>
+              <w:top w:val="single" w:sz="6" w:space="0" w:color="E6E6E6"/>
+              <w:left w:val="single" w:sz="6" w:space="0" w:color="E6E6E6"/>
+              <w:bottom w:val="single" w:sz="6" w:space="0" w:color="E6E6E6"/>
+              <w:right w:val="single" w:sz="6" w:space="0" w:color="E6E6E6"/>
+            </w:tcBorders>
+            <w:vAlign w:val="center"/>
+            <w:hideMark/>
+          </w:tcPr>
+          <w:p>
+            <w:r>
+              <w:t>Yes. Server-side paging, sorting, filtering, and grouping are supported to reduce client-side workload.</w:t>
+            </w:r>
+          </w:p>
+        </w:tc>
+      </w:tr>
+      <w:tr>
+        <w:trPr>
+          <w:tblCellSpacing w:w="15" w:type="dxa"/>
+        </w:trPr>
+        <w:tc>
+          <w:tcPr>
+            <w:tcW w:w="0" w:type="auto"/>
+            <w:tcBorders>
+              <w:top w:val="single" w:sz="6" w:space="0" w:color="E6E6E6"/>
+              <w:left w:val="single" w:sz="6" w:space="0" w:color="E6E6E6"/>
+              <w:bottom w:val="single" w:sz="6" w:space="0" w:color="E6E6E6"/>
+              <w:right w:val="single" w:sz="6" w:space="0" w:color="E6E6E6"/>
+            </w:tcBorders>
+            <w:vAlign w:val="center"/>
+            <w:hideMark/>
+          </w:tcPr>
+          <w:p>
+            <w:r>
+              <w:t>6</w:t>
+            </w:r>
+          </w:p>
+        </w:tc>
+        <w:tc>
+          <w:tcPr>
+            <w:tcW w:w="0" w:type="auto"/>
+            <w:tcBorders>
+              <w:top w:val="single" w:sz="6" w:space="0" w:color="E6E6E6"/>
+              <w:left w:val="single" w:sz="6" w:space="0" w:color="E6E6E6"/>
+              <w:bottom w:val="single" w:sz="6" w:space="0" w:color="E6E6E6"/>
+              <w:right w:val="single" w:sz="6" w:space="0" w:color="E6E6E6"/>
+            </w:tcBorders>
+            <w:vAlign w:val="center"/>
+            <w:hideMark/>
+          </w:tcPr>
+          <w:p>
+            <w:r>
+              <w:t>How does the grid reduce memory consumption?</w:t>
+            </w:r>
+          </w:p>
+        </w:tc>
+        <w:tc>
+          <w:tcPr>
+            <w:tcW w:w="0" w:type="auto"/>
+            <w:tcBorders>
+              <w:top w:val="single" w:sz="6" w:space="0" w:color="E6E6E6"/>
+              <w:left w:val="single" w:sz="6" w:space="0" w:color="E6E6E6"/>
+              <w:bottom w:val="single" w:sz="6" w:space="0" w:color="E6E6E6"/>
+              <w:right w:val="single" w:sz="6" w:space="0" w:color="E6E6E6"/>
+            </w:tcBorders>
+            <w:vAlign w:val="center"/>
+            <w:hideMark/>
+          </w:tcPr>
+          <w:p>
+            <w:r>
+              <w:t>The grid renders only visible content and reuses DOM elements wherever possible.</w:t>
+            </w:r>
+          </w:p>
+        </w:tc>
+      </w:tr>
+      <w:tr>
+        <w:trPr>
+          <w:tblCellSpacing w:w="15" w:type="dxa"/>
+        </w:trPr>
+        <w:tc>
+          <w:tcPr>
+            <w:tcW w:w="0" w:type="auto"/>
+            <w:tcBorders>
+              <w:top w:val="single" w:sz="6" w:space="0" w:color="E6E6E6"/>
+              <w:left w:val="single" w:sz="6" w:space="0" w:color="E6E6E6"/>
+              <w:bottom w:val="single" w:sz="6" w:space="0" w:color="E6E6E6"/>
+              <w:right w:val="single" w:sz="6" w:space="0" w:color="E6E6E6"/>
+            </w:tcBorders>
+            <w:vAlign w:val="center"/>
+            <w:hideMark/>
+          </w:tcPr>
+          <w:p>
+            <w:r>
+              <w:t>7</w:t>
+            </w:r>
+          </w:p>
+        </w:tc>
+        <w:tc>
+          <w:tcPr>
+            <w:tcW w:w="0" w:type="auto"/>
+            <w:tcBorders>
+              <w:top w:val="single" w:sz="6" w:space="0" w:color="E6E6E6"/>
+              <w:left w:val="single" w:sz="6" w:space="0" w:color="E6E6E6"/>
+              <w:bottom w:val="single" w:sz="6" w:space="0" w:color="E6E6E6"/>
+              <w:right w:val="single" w:sz="6" w:space="0" w:color="E6E6E6"/>
+            </w:tcBorders>
+            <w:vAlign w:val="center"/>
+            <w:hideMark/>
+          </w:tcPr>
+          <w:p>
+            <w:r>
+              <w:t>What features improve the user experience with large datasets?</w:t>
+            </w:r>
+          </w:p>
+        </w:tc>
+        <w:tc>
+          <w:tcPr>
+            <w:tcW w:w="0" w:type="auto"/>
+            <w:tcBorders>
+              <w:top w:val="single" w:sz="6" w:space="0" w:color="E6E6E6"/>
+              <w:left w:val="single" w:sz="6" w:space="0" w:color="E6E6E6"/>
+              <w:bottom w:val="single" w:sz="6" w:space="0" w:color="E6E6E6"/>
+              <w:right w:val="single" w:sz="6" w:space="0" w:color="E6E6E6"/>
+            </w:tcBorders>
+            <w:vAlign w:val="center"/>
+            <w:hideMark/>
+          </w:tcPr>
+          <w:p>
+            <w:r>
+              <w:t>Virtualization, infinite scrolling, optimized rendering, and efficient DOM management all contribute to smooth interactions.</w:t>
+            </w:r>
+          </w:p>
+        </w:tc>
+      </w:tr>
+      <w:tr>
+        <w:trPr>
+          <w:tblCellSpacing w:w="15" w:type="dxa"/>
+        </w:trPr>
+        <w:tc>
+          <w:tcPr>
+            <w:tcW w:w="0" w:type="auto"/>
+            <w:tcBorders>
+              <w:top w:val="single" w:sz="6" w:space="0" w:color="E6E6E6"/>
+              <w:left w:val="single" w:sz="6" w:space="0" w:color="E6E6E6"/>
+              <w:bottom w:val="single" w:sz="6" w:space="0" w:color="E6E6E6"/>
+              <w:right w:val="single" w:sz="6" w:space="0" w:color="E6E6E6"/>
+            </w:tcBorders>
+            <w:vAlign w:val="center"/>
+            <w:hideMark/>
+          </w:tcPr>
+          <w:p>
+            <w:r>
+              <w:t>8</w:t>
+            </w:r>
+          </w:p>
+        </w:tc>
+        <w:tc>
+          <w:tcPr>
+            <w:tcW w:w="0" w:type="auto"/>
+            <w:tcBorders>
+              <w:top w:val="single" w:sz="6" w:space="0" w:color="E6E6E6"/>
+              <w:left w:val="single" w:sz="6" w:space="0" w:color="E6E6E6"/>
+              <w:bottom w:val="single" w:sz="6" w:space="0" w:color="E6E6E6"/>
+              <w:right w:val="single" w:sz="6" w:space="0" w:color="E6E6E6"/>
+            </w:tcBorders>
+            <w:vAlign w:val="center"/>
+            <w:hideMark/>
+          </w:tcPr>
+          <w:p>
+            <w:r>
+              <w:t>Is additional configuration required to improve performance?</w:t>
+            </w:r>
+          </w:p>
+        </w:tc>
+        <w:tc>
+          <w:tcPr>
+            <w:tcW w:w="0" w:type="auto"/>
+            <w:tcBorders>
+              <w:top w:val="single" w:sz="6" w:space="0" w:color="E6E6E6"/>
+              <w:left w:val="single" w:sz="6" w:space="0" w:color="E6E6E6"/>
+              <w:bottom w:val="single" w:sz="6" w:space="0" w:color="E6E6E6"/>
+              <w:right w:val="single" w:sz="6" w:space="0" w:color="E6E6E6"/>
+            </w:tcBorders>
+            <w:vAlign w:val="center"/>
+            <w:hideMark/>
+          </w:tcPr>
+          <w:p>
+            <w:r>
+              <w:t xml:space="preserve">While the grid performs well by default, enabling virtualization and server-side operations </w:t>
+            </w:r>
+            <w:proofErr w:type="gramStart"/>
+            <w:r>
+              <w:t>provides</w:t>
+            </w:r>
+            <w:proofErr w:type="gramEnd"/>
+            <w:r>
+              <w:t xml:space="preserve"> additional optimization.</w:t>
+            </w:r>
+          </w:p>
+        </w:tc>
+      </w:tr>
+    </w:tbl>
     <w:p/>
     <w:p/>
     <w:p/>
@@ -546,15 +1749,6 @@
   </w:num>
   <w:num w:numId="2" w16cid:durableId="1494368576">
     <w:abstractNumId w:val="1"/>
-    <w:lvlOverride w:ilvl="0"/>
-    <w:lvlOverride w:ilvl="1"/>
-    <w:lvlOverride w:ilvl="2"/>
-    <w:lvlOverride w:ilvl="3"/>
-    <w:lvlOverride w:ilvl="4"/>
-    <w:lvlOverride w:ilvl="5"/>
-    <w:lvlOverride w:ilvl="6"/>
-    <w:lvlOverride w:ilvl="7"/>
-    <w:lvlOverride w:ilvl="8"/>
   </w:num>
 </w:numbering>
 </file>
@@ -987,7 +2181,6 @@
     <w:next w:val="Normal"/>
     <w:link w:val="Heading2Char"/>
     <w:uiPriority w:val="9"/>
-    <w:semiHidden/>
     <w:unhideWhenUsed/>
     <w:qFormat/>
     <w:rsid w:val="00A12D72"/>
@@ -1161,6 +2354,7 @@
   <w:style w:type="character" w:default="1" w:styleId="DefaultParagraphFont">
     <w:name w:val="Default Paragraph Font"/>
     <w:uiPriority w:val="1"/>
+    <w:semiHidden/>
     <w:unhideWhenUsed/>
   </w:style>
   <w:style w:type="table" w:default="1" w:styleId="TableNormal">
@@ -1202,7 +2396,6 @@
     <w:basedOn w:val="DefaultParagraphFont"/>
     <w:link w:val="Heading2"/>
     <w:uiPriority w:val="9"/>
-    <w:semiHidden/>
     <w:rsid w:val="00A12D72"/>
     <w:rPr>
       <w:rFonts w:asciiTheme="majorHAnsi" w:eastAsiaTheme="majorEastAsia" w:hAnsiTheme="majorHAnsi" w:cstheme="majorBidi"/>
